--- a/business/optional-update-support.docx
+++ b/business/optional-update-support.docx
@@ -978,7 +978,7 @@
       <w:jc w:val="right"/>
     </w:pPr>
     <w:r>
-      <w:t xml:space="preserve">ひな形 2026-10-05  |  </w:t>
+      <w:t xml:space="preserve">ひな形 2026-10-07  |  </w:t>
     </w:r>
     <w:fldSimple w:instr="PAGE"/>
   </w:p>

--- a/business/optional-update-support.docx
+++ b/business/optional-update-support.docx
@@ -367,7 +367,7 @@
               <w:rPr>
                 <w:sz w:val="18"/>
               </w:rPr>
-              <w:t>eyu.eyu0806@gmail.com</w:t>
+              <w:t>yue.sadamatsu@gmail.com</w:t>
             </w:r>
           </w:p>
         </w:tc>
@@ -617,7 +617,7 @@
               <w:rPr>
                 <w:sz w:val="18"/>
               </w:rPr>
-              <w:t>当月末までに eyu.eyu0806@gmail.com へメール連絡、翌月から終了。</w:t>
+              <w:t>当月末までに yue.sadamatsu@gmail.com へメール連絡、翌月から終了。</w:t>
             </w:r>
           </w:p>
         </w:tc>
